--- a/docs/CRM_Requirements.docx
+++ b/docs/CRM_Requirements.docx
@@ -45,7 +45,7 @@
           <w:sz w:val="20"/>
           <w:szCs w:val="20"/>
         </w:rPr>
-        <w:t xml:space="preserve">Version 1.0  ·  2026-06-11  ·  Status: Draft</w:t>
+        <w:t xml:space="preserve">Version 1.1  ·  2026-06-15  ·  Status: Draft — synced with implementation</w:t>
       </w:r>
     </w:p>
     <w:p>
@@ -55,6 +55,21 @@
         </w:pBdr>
         <w:spacing w:after="200" w:before="200"/>
       </w:pPr>
+    </w:p>
+    <w:p>
+      <w:pPr>
+        <w:spacing w:after="80" w:before="80"/>
+      </w:pPr>
+      <w:r>
+        <w:rPr>
+          <w:i/>
+          <w:iCs/>
+          <w:color w:val="64748B"/>
+          <w:sz w:val="22"/>
+          <w:szCs w:val="22"/>
+        </w:rPr>
+        <w:t xml:space="preserve">Sync note (2026-06-15): Sections 3.3, 3.2 (CON-03), 3.5 (ACT-04), and the permissions matrix have been updated to reflect the current implementation. Items deferred to a future release are marked "Deferred".</w:t>
+      </w:r>
     </w:p>
     <w:p>
       <w:pPr>
@@ -1379,7 +1394,7 @@
                 <w:sz w:val="20"/>
                 <w:szCs w:val="20"/>
               </w:rPr>
-              <w:t xml:space="preserve">Delete a Contact (soft delete; preserves linked activities/tasks)</w:t>
+              <w:t xml:space="preserve">Delete a Contact. This is a hard delete: the Contact record and any directly-linked Activities are removed; linked Tasks are preserved with their Contact reference cleared</w:t>
             </w:r>
           </w:p>
         </w:tc>
@@ -1934,6 +1949,21 @@
       </w:pPr>
       <w:r>
         <w:t xml:space="preserve">3.3 Companies</w:t>
+      </w:r>
+    </w:p>
+    <w:p>
+      <w:pPr>
+        <w:spacing w:after="80" w:before="80"/>
+      </w:pPr>
+      <w:r>
+        <w:rPr>
+          <w:i/>
+          <w:iCs/>
+          <w:color w:val="64748B"/>
+          <w:sz w:val="22"/>
+          <w:szCs w:val="22"/>
+        </w:rPr>
+        <w:t xml:space="preserve">Implementation note: Companies are implemented as a read-only lookup (id + name) used to populate the company picker on the Contact form (CON-08). Full company management (extended fields, create/edit/delete, detail view) is deferred to a future release.</w:t>
       </w:r>
     </w:p>
     <w:tbl>
@@ -2090,7 +2120,7 @@
                 <w:sz w:val="20"/>
                 <w:szCs w:val="20"/>
               </w:rPr>
-              <w:t xml:space="preserve">Create a Company: name, industry, website, phone, billing address</w:t>
+              <w:t xml:space="preserve">The system maintains a list of Companies (name) that Users can select when creating or editing a Contact</w:t>
             </w:r>
           </w:p>
         </w:tc>
@@ -2164,31 +2194,31 @@
                 <w:sz w:val="20"/>
                 <w:szCs w:val="20"/>
               </w:rPr>
-              <w:t xml:space="preserve">Edit and delete a Company</w:t>
-            </w:r>
-          </w:p>
-        </w:tc>
-        <w:tc>
-          <w:tcPr>
-            <w:shd w:fill="F8FAFC" w:val="clear"/>
-            <w:tcMar>
-              <w:top w:type="dxa" w:w="60"/>
-              <w:left w:type="dxa" w:w="120"/>
-              <w:bottom w:type="dxa" w:w="60"/>
-              <w:right w:type="dxa" w:w="120"/>
-            </w:tcMar>
-          </w:tcPr>
-          <w:p>
-            <w:pPr>
-              <w:spacing w:after="60" w:before="60"/>
-            </w:pPr>
-            <w:r>
-              <w:rPr>
-                <w:color w:val="1E293B"/>
-                <w:sz w:val="20"/>
-                <w:szCs w:val="20"/>
-              </w:rPr>
-              <w:t xml:space="preserve">Must Have</w:t>
+              <w:t xml:space="preserve">Deferred — Create, edit, and delete a Company (with industry, website, phone, billing address)</w:t>
+            </w:r>
+          </w:p>
+        </w:tc>
+        <w:tc>
+          <w:tcPr>
+            <w:shd w:fill="F8FAFC" w:val="clear"/>
+            <w:tcMar>
+              <w:top w:type="dxa" w:w="60"/>
+              <w:left w:type="dxa" w:w="120"/>
+              <w:bottom w:type="dxa" w:w="60"/>
+              <w:right w:type="dxa" w:w="120"/>
+            </w:tcMar>
+          </w:tcPr>
+          <w:p>
+            <w:pPr>
+              <w:spacing w:after="60" w:before="60"/>
+            </w:pPr>
+            <w:r>
+              <w:rPr>
+                <w:color w:val="1E293B"/>
+                <w:sz w:val="20"/>
+                <w:szCs w:val="20"/>
+              </w:rPr>
+              <w:t xml:space="preserve">Future</w:t>
             </w:r>
           </w:p>
         </w:tc>
@@ -2238,31 +2268,31 @@
                 <w:sz w:val="20"/>
                 <w:szCs w:val="20"/>
               </w:rPr>
-              <w:t xml:space="preserve">Company detail view lists all associated Contacts</w:t>
-            </w:r>
-          </w:p>
-        </w:tc>
-        <w:tc>
-          <w:tcPr>
-            <w:shd w:fill="FFFFFF" w:val="clear"/>
-            <w:tcMar>
-              <w:top w:type="dxa" w:w="60"/>
-              <w:left w:type="dxa" w:w="120"/>
-              <w:bottom w:type="dxa" w:w="60"/>
-              <w:right w:type="dxa" w:w="120"/>
-            </w:tcMar>
-          </w:tcPr>
-          <w:p>
-            <w:pPr>
-              <w:spacing w:after="60" w:before="60"/>
-            </w:pPr>
-            <w:r>
-              <w:rPr>
-                <w:color w:val="1E293B"/>
-                <w:sz w:val="20"/>
-                <w:szCs w:val="20"/>
-              </w:rPr>
-              <w:t xml:space="preserve">Should Have</w:t>
+              <w:t xml:space="preserve">Deferred — Company detail view lists all associated Contacts</w:t>
+            </w:r>
+          </w:p>
+        </w:tc>
+        <w:tc>
+          <w:tcPr>
+            <w:shd w:fill="FFFFFF" w:val="clear"/>
+            <w:tcMar>
+              <w:top w:type="dxa" w:w="60"/>
+              <w:left w:type="dxa" w:w="120"/>
+              <w:bottom w:type="dxa" w:w="60"/>
+              <w:right w:type="dxa" w:w="120"/>
+            </w:tcMar>
+          </w:tcPr>
+          <w:p>
+            <w:pPr>
+              <w:spacing w:after="60" w:before="60"/>
+            </w:pPr>
+            <w:r>
+              <w:rPr>
+                <w:color w:val="1E293B"/>
+                <w:sz w:val="20"/>
+                <w:szCs w:val="20"/>
+              </w:rPr>
+              <w:t xml:space="preserve">Future</w:t>
             </w:r>
           </w:p>
         </w:tc>
@@ -3364,7 +3394,7 @@
                 <w:sz w:val="20"/>
                 <w:szCs w:val="20"/>
               </w:rPr>
-              <w:t xml:space="preserve">Edit and delete own Activities</w:t>
+              <w:t xml:space="preserve">Delete an Activity. (Editing an existing Activity, and restricting deletion to the Activity's author, are deferred to a future release.)</w:t>
             </w:r>
           </w:p>
         </w:tc>
@@ -6283,7 +6313,7 @@
                 <w:sz w:val="20"/>
                 <w:szCs w:val="20"/>
               </w:rPr>
-              <w:t xml:space="preserve">Create / Edit / Delete companies</w:t>
+              <w:t xml:space="preserve">View companies (lookup list)</w:t>
             </w:r>
           </w:p>
         </w:tc>
@@ -6357,13 +6387,87 @@
                 <w:sz w:val="20"/>
                 <w:szCs w:val="20"/>
               </w:rPr>
+              <w:t xml:space="preserve">Create / Edit / Delete companies (Deferred — COM-02)</w:t>
+            </w:r>
+          </w:p>
+        </w:tc>
+        <w:tc>
+          <w:tcPr>
+            <w:shd w:fill="FFFFFF" w:val="clear"/>
+            <w:tcMar>
+              <w:top w:type="dxa" w:w="60"/>
+              <w:left w:type="dxa" w:w="120"/>
+              <w:bottom w:type="dxa" w:w="60"/>
+              <w:right w:type="dxa" w:w="120"/>
+            </w:tcMar>
+          </w:tcPr>
+          <w:p>
+            <w:pPr>
+              <w:spacing w:after="60" w:before="60"/>
+            </w:pPr>
+            <w:r>
+              <w:rPr>
+                <w:color w:val="1E293B"/>
+                <w:sz w:val="20"/>
+                <w:szCs w:val="20"/>
+              </w:rPr>
+              <w:t xml:space="preserve">—</w:t>
+            </w:r>
+          </w:p>
+        </w:tc>
+        <w:tc>
+          <w:tcPr>
+            <w:shd w:fill="FFFFFF" w:val="clear"/>
+            <w:tcMar>
+              <w:top w:type="dxa" w:w="60"/>
+              <w:left w:type="dxa" w:w="120"/>
+              <w:bottom w:type="dxa" w:w="60"/>
+              <w:right w:type="dxa" w:w="120"/>
+            </w:tcMar>
+          </w:tcPr>
+          <w:p>
+            <w:pPr>
+              <w:spacing w:after="60" w:before="60"/>
+            </w:pPr>
+            <w:r>
+              <w:rPr>
+                <w:color w:val="1E293B"/>
+                <w:sz w:val="20"/>
+                <w:szCs w:val="20"/>
+              </w:rPr>
+              <w:t xml:space="preserve">—</w:t>
+            </w:r>
+          </w:p>
+        </w:tc>
+      </w:tr>
+      <w:tr>
+        <w:tc>
+          <w:tcPr>
+            <w:shd w:fill="F8FAFC" w:val="clear"/>
+            <w:tcMar>
+              <w:top w:type="dxa" w:w="60"/>
+              <w:left w:type="dxa" w:w="120"/>
+              <w:bottom w:type="dxa" w:w="60"/>
+              <w:right w:type="dxa" w:w="120"/>
+            </w:tcMar>
+          </w:tcPr>
+          <w:p>
+            <w:pPr>
+              <w:spacing w:after="60" w:before="60"/>
+            </w:pPr>
+            <w:r>
+              <w:rPr>
+                <w:color w:val="1E293B"/>
+                <w:sz w:val="20"/>
+                <w:szCs w:val="20"/>
+              </w:rPr>
               <w:t xml:space="preserve">Create / Edit / Delete deals</w:t>
             </w:r>
           </w:p>
         </w:tc>
         <w:tc>
           <w:tcPr>
-            <w:shd w:fill="FFFFFF" w:val="clear"/>
+            <w:shd w:fill="F8FAFC" w:val="clear"/>
             <w:tcMar>
               <w:top w:type="dxa" w:w="60"/>
               <w:left w:type="dxa" w:w="120"/>
@@ -6387,7 +6491,7 @@
         </w:tc>
         <w:tc>
           <w:tcPr>
-            <w:shd w:fill="FFFFFF" w:val="clear"/>
+            <w:shd w:fill="F8FAFC" w:val="clear"/>
             <w:tcMar>
               <w:top w:type="dxa" w:w="60"/>
               <w:left w:type="dxa" w:w="120"/>
@@ -6413,7 +6517,7 @@
       <w:tr>
         <w:tc>
           <w:tcPr>
-            <w:shd w:fill="F8FAFC" w:val="clear"/>
+            <w:shd w:fill="FFFFFF" w:val="clear"/>
             <w:tcMar>
               <w:top w:type="dxa" w:w="60"/>
               <w:left w:type="dxa" w:w="120"/>
@@ -6437,7 +6541,7 @@
         </w:tc>
         <w:tc>
           <w:tcPr>
-            <w:shd w:fill="F8FAFC" w:val="clear"/>
+            <w:shd w:fill="FFFFFF" w:val="clear"/>
             <w:tcMar>
               <w:top w:type="dxa" w:w="60"/>
               <w:left w:type="dxa" w:w="120"/>
@@ -6461,7 +6565,7 @@
         </w:tc>
         <w:tc>
           <w:tcPr>
-            <w:shd w:fill="F8FAFC" w:val="clear"/>
+            <w:shd w:fill="FFFFFF" w:val="clear"/>
             <w:tcMar>
               <w:top w:type="dxa" w:w="60"/>
               <w:left w:type="dxa" w:w="120"/>
@@ -6487,7 +6591,7 @@
       <w:tr>
         <w:tc>
           <w:tcPr>
-            <w:shd w:fill="FFFFFF" w:val="clear"/>
+            <w:shd w:fill="F8FAFC" w:val="clear"/>
             <w:tcMar>
               <w:top w:type="dxa" w:w="60"/>
               <w:left w:type="dxa" w:w="120"/>
@@ -6511,7 +6615,7 @@
         </w:tc>
         <w:tc>
           <w:tcPr>
-            <w:shd w:fill="FFFFFF" w:val="clear"/>
+            <w:shd w:fill="F8FAFC" w:val="clear"/>
             <w:tcMar>
               <w:top w:type="dxa" w:w="60"/>
               <w:left w:type="dxa" w:w="120"/>
@@ -6535,7 +6639,7 @@
         </w:tc>
         <w:tc>
           <w:tcPr>
-            <w:shd w:fill="FFFFFF" w:val="clear"/>
+            <w:shd w:fill="F8FAFC" w:val="clear"/>
             <w:tcMar>
               <w:top w:type="dxa" w:w="60"/>
               <w:left w:type="dxa" w:w="120"/>
@@ -6561,7 +6665,7 @@
       <w:tr>
         <w:tc>
           <w:tcPr>
-            <w:shd w:fill="F8FAFC" w:val="clear"/>
+            <w:shd w:fill="FFFFFF" w:val="clear"/>
             <w:tcMar>
               <w:top w:type="dxa" w:w="60"/>
               <w:left w:type="dxa" w:w="120"/>
@@ -6585,7 +6689,7 @@
         </w:tc>
         <w:tc>
           <w:tcPr>
-            <w:shd w:fill="F8FAFC" w:val="clear"/>
+            <w:shd w:fill="FFFFFF" w:val="clear"/>
             <w:tcMar>
               <w:top w:type="dxa" w:w="60"/>
               <w:left w:type="dxa" w:w="120"/>
@@ -6609,7 +6713,7 @@
         </w:tc>
         <w:tc>
           <w:tcPr>
-            <w:shd w:fill="F8FAFC" w:val="clear"/>
+            <w:shd w:fill="FFFFFF" w:val="clear"/>
             <w:tcMar>
               <w:top w:type="dxa" w:w="60"/>
               <w:left w:type="dxa" w:w="120"/>
@@ -6635,7 +6739,7 @@
       <w:tr>
         <w:tc>
           <w:tcPr>
-            <w:shd w:fill="FFFFFF" w:val="clear"/>
+            <w:shd w:fill="F8FAFC" w:val="clear"/>
             <w:tcMar>
               <w:top w:type="dxa" w:w="60"/>
               <w:left w:type="dxa" w:w="120"/>
@@ -6659,7 +6763,7 @@
         </w:tc>
         <w:tc>
           <w:tcPr>
-            <w:shd w:fill="FFFFFF" w:val="clear"/>
+            <w:shd w:fill="F8FAFC" w:val="clear"/>
             <w:tcMar>
               <w:top w:type="dxa" w:w="60"/>
               <w:left w:type="dxa" w:w="120"/>
@@ -6683,7 +6787,7 @@
         </w:tc>
         <w:tc>
           <w:tcPr>
-            <w:shd w:fill="FFFFFF" w:val="clear"/>
+            <w:shd w:fill="F8FAFC" w:val="clear"/>
             <w:tcMar>
               <w:top w:type="dxa" w:w="60"/>
               <w:left w:type="dxa" w:w="120"/>
@@ -6709,7 +6813,7 @@
       <w:tr>
         <w:tc>
           <w:tcPr>
-            <w:shd w:fill="F8FAFC" w:val="clear"/>
+            <w:shd w:fill="FFFFFF" w:val="clear"/>
             <w:tcMar>
               <w:top w:type="dxa" w:w="60"/>
               <w:left w:type="dxa" w:w="120"/>
@@ -6733,7 +6837,7 @@
         </w:tc>
         <w:tc>
           <w:tcPr>
-            <w:shd w:fill="F8FAFC" w:val="clear"/>
+            <w:shd w:fill="FFFFFF" w:val="clear"/>
             <w:tcMar>
               <w:top w:type="dxa" w:w="60"/>
               <w:left w:type="dxa" w:w="120"/>
@@ -6757,7 +6861,7 @@
         </w:tc>
         <w:tc>
           <w:tcPr>
-            <w:shd w:fill="F8FAFC" w:val="clear"/>
+            <w:shd w:fill="FFFFFF" w:val="clear"/>
             <w:tcMar>
               <w:top w:type="dxa" w:w="60"/>
               <w:left w:type="dxa" w:w="120"/>
